--- a/example_articles/countries/Niger/1.countries_Niger_New_York_Times.docx
+++ b/example_articles/countries/Niger/1.countries_Niger_New_York_Times.docx
@@ -27,17 +27,17 @@
     </w:p>
     <w:p>
       <w:r>
-        <w:t>Source File: NYT/39.DOCX</w:t>
+        <w:t>Source file: NYT/39.DOCX</w:t>
       </w:r>
     </w:p>
     <w:p>
       <w:r>
-        <w:t>Raw locations result: ['Nigeria']</w:t>
+        <w:t>Raw locations result, 'locations': ['Nigeria']</w:t>
       </w:r>
     </w:p>
     <w:p>
       <w:r>
-        <w:t>countries_stand_flat (Standardized): Niger</w:t>
+        <w:t>Standardized locations result, 'countries_stand_flat': Niger</w:t>
       </w:r>
     </w:p>
     <w:p>

--- a/example_articles/countries/Niger/1.countries_Niger_New_York_Times.docx
+++ b/example_articles/countries/Niger/1.countries_Niger_New_York_Times.docx
@@ -7,7 +7,9 @@
         <w:pStyle w:val="Heading1"/>
       </w:pPr>
       <w:r>
-        <w:t>A Pour. A Staredown. A Civilized Bonding.</w:t>
+        <w:t>Review/Pop;</w:t>
+        <w:br/>
+        <w:t>Old Master of Juju Stays True to Its Roots</w:t>
       </w:r>
     </w:p>
     <w:p>
@@ -17,17 +19,17 @@
     </w:p>
     <w:p>
       <w:r>
-        <w:t>Date: 2006-10-20</w:t>
+        <w:t>Date: 1991-09-14</w:t>
       </w:r>
     </w:p>
     <w:p>
       <w:r>
-        <w:t>Section: Section F; Column 1; Escapes; Pg. 10; RITUALS</w:t>
+        <w:t>Section: Section 1;; Section 1; Page 12; Column 3; Cultural Desk; Column 3;; Review</w:t>
       </w:r>
     </w:p>
     <w:p>
       <w:r>
-        <w:t>Source file: NYT/39.DOCX</w:t>
+        <w:t>Source file: NYT/30.DOCX</w:t>
       </w:r>
     </w:p>
     <w:p>
@@ -49,61 +51,13 @@
     </w:p>
     <w:p>
       <w:r>
-        <w:t>I WAS a colicky and fussy baby. During a visit to my grandparents' farm in Denmark, my grandmother found the antidote to my fidgeting; two or three drops of aquavit -- a vodka-like elixir beloved by Scandinavians -- into the baby bottle, and I would calm down. I've had a taste for it ever since. To this day, a bottle of Aalborg Jubilaeums Aquavit, distilled in northern Denmark, is in perpetual residence in my freezer, as it is in that of almost every Dane I know -- even in my current hometown, Los Angeles.</w:t>
+        <w:t>When I. K. Dairo started playing juju music in Nigeria in the late 1950's, the music belonged to the urban, Yoruba-speaking working class. By the end of the 1960's, Mr. Dairo had been made a Member of the British Empire by Queen Elizabeth, and he and his band, the Blue Spots, had made juju music popular across Nigeria. By recording in other languages as well as Yoruba, by introducing the accordion to music that had previously been made with guitars, percussion and voices, and simply by making music with irresistible melodies and an infectious spirit, Mr. Dairo modernized juju while staying true to its traditional roots.</w:t>
         <w:br/>
-        <w:t xml:space="preserve">  There are many national drinks destined to provoke embarrassing ethnic dancing, folk songs and fierce hangovers. The Russians have vodka. The Greeks have ouzo. The Italians Strega. But aquavit, which the Danes have been drinking for some 500 years, is different.</w:t>
+        <w:t>Younger juju band leaders like King Sunny Ade and Ebenzer Obey toured the United States frequently in the 1980's. But Mr. Dairo's appearance on Tuesday at S.O.B.'s offered a rare chance to hear juju from an older generation. He led a nine-piece band, half the size of the next generation's troupes.</w:t>
         <w:br/>
-        <w:t xml:space="preserve">Sure, like vodka, it's distilled from potatoes and wheat. But aquavit is usually distilled several more times than its coarser cousin, often with natural flavorings, from dill to orange rinds. </w:t>
+        <w:t>Since his groundbreaking recordings, which were recently rereleased as "Juju Master" (Original Music), Mr. Dairo's band has added instruments like rhythm guitar and electric bass, and a new album, "I Remember" (Music of the World), even uses a synthesizer, although the live band did not. But his music still folds relaxed melodies, slightly reminiscent of American country music, around a core of percussion. Mr. Dairo picks out easygoing, arpeggiated lines on his guitar, in a call-and-response with his own amiable singing and the harmonies of two backup singers; bouncing electric-bass lines add one layer of cross-rhythm, but the momentum comes from a talking drum (which is probably commenting on the lyrics), a set of congas, a gourd rattle and a rectangular hand drum.</w:t>
         <w:br/>
-        <w:t xml:space="preserve">  Aquavit is also widely believed to have distinctive health qualities. This is, after all, a drink whose name means water of life in Latin. In the Middle Ages, there were several reports of dead people rising back to life after a glass of the stuff was poured down their throats -- which, given that aquavit is 40 to 45 percent alcohol, isn't that surprising. Even now, doctors routinely prescribe aquavit for health in Denmark. In fact, aquavit is served in drams, the measurement of a druggist rather than that of a bartender.</w:t>
-        <w:br/>
-        <w:t xml:space="preserve">  My Danish grandmother, a thoroughly sober but suspiciously cheerful lady, has had a dram (about a shot) of aquavit most days of her 97 years. She still pours a stemmed shot glass of aquavit every night and places it in her freezer for a gulp every morning. </w:t>
-        <w:br/>
-        <w:t xml:space="preserve">  ''My doctor prescribes it to me -- it's good for the circulation,'' she told me. ''Plus, it heats.'' </w:t>
-        <w:br/>
-        <w:t xml:space="preserve">  I asked her doctor about his prescription. ''It certainly can't hurt,'' he responded. </w:t>
-        <w:br/>
-        <w:t xml:space="preserve">  And it probably doesn't. Until quite recently, she biked and walked in the forest every day.</w:t>
-        <w:br/>
-        <w:t xml:space="preserve">  Aquavit's strange attractions go beyond health. There's a mystical quality to the elixir; it's like a Scandinavian version of communion wine, fraught with ritual. The basic ritual goes like this: </w:t>
-        <w:br/>
-        <w:t xml:space="preserve">  Pour into a frozen aquavit glass (a special shot glass with a stem so your fingers won't warm the contents). Lift glass toward mouth and pause. Stare into eyes of everyone else holding a glass. Say the obligatory Danish toast, ''Skaal.'' Drink -- to empty or not to empty; that's up to the individual. Look everyone in the eyes again. Set glass down. </w:t>
-        <w:br/>
-        <w:t xml:space="preserve">  It's that staring  silently  into the eyes  of  everyone  that can be awkward for novices. For Danes, famed for their uncommunicative style, this might be the most intimate act most will perform their entire lives. And yet they're likely to perform it several times a week, often with strangers and enemies. </w:t>
-        <w:br/>
-        <w:t xml:space="preserve">  During a recent dinner party, I found myself staring directly into the eyes of a miffed relative who had just announced her intense dislike of my wife and me. Not a flicker of hostility registered in the aquavit stare (though she did gulp down the whole glass).</w:t>
-        <w:br/>
-        <w:t xml:space="preserve">  FOR something so strong, aquavit has a strangely civilizing effect. In fact, it's the only booze I can think of that doesn't ever seem to inspire havoc. I have yet the hear the phrase ''aquavit-fueled crime spree.''</w:t>
-        <w:br/>
-        <w:t xml:space="preserve">  Aquavit wasn't always so proper. In the late 19th and early 20th centuries, aquavit, or ''braendevin,'' which translates to ''burning wine'' in English, was the scourge of the impoverished working class, much as vodka was in Russia and gin in England. The low esteem with which the ruling class held aquavit is best preserved in the refrain of a popular Danish children's song: ''The cobbler's son is a swine/The cobbler's son drinks burning wine.''</w:t>
-        <w:br/>
-        <w:t xml:space="preserve">  Today, the cobbler's son would most likely be considered swinish if he neglected to serve the drink to his guests.</w:t>
-        <w:br/>
-        <w:t xml:space="preserve">  For our wedding, my wife and I were given three different sets of aquavit glasses -- a polite way to remind us to have a bottle well chilled for future visitors. It's amazing how many non-Scandinavians now expect a glass also, although I'm not sure how well the taste travels across cultures. I can always expect a glass when visiting my brother-in-law in Texas -- I gave him the bottle five years ago.</w:t>
-        <w:br/>
-        <w:t xml:space="preserve">  Every Scandinavian country shares the aquavit tradition, though each puts its own spin on it. The Swedes, good forest people, are fond of flavoring their aquavits with berries. The marine-oriented Norwegians ship their Linje Aquavit in oak casks, which they sail back and forth across the equator, the belief being that the transequatorial journey adds to the taste. This might be a good time to point out that many Norwegians also believe in trolls. </w:t>
-        <w:br/>
-        <w:t xml:space="preserve">  The Danes, practical farmers at heart, tend to stick to clear, unflavored aquavit, though they're also fond of aquavit brewed with coriander, which gives it a mild flavoring and golden hue the color of wheat fields. In the United States, you'll occasionally find a sophisticated restaurant or bar that offers its patrons a baroque array of flavored aquavit, from horseradish to pineapple. But my reaction to flavored aquavit is the same as some people's disdain for Vanilla Coke. You just don't mess with mother's milk.</w:t>
-        <w:br/>
-        <w:t xml:space="preserve">  Earlier this year, our newborn son had colic and was habitually keeping the family awake. Late one night, I tiptoed in, bottle of Aalborg in hand. A few drops were applied into the baby bottle with an eyedropper. If the boy recognized any traces of his ancestral drink, he didn't register it. But minutes later, the crying stopped. </w:t>
-        <w:br/>
-        <w:t xml:space="preserve">  ''What did you do?'' my wife asked as I crept back into bed. </w:t>
-        <w:br/>
-        <w:t xml:space="preserve">  ''Nothing much,'' I responded.</w:t>
-        <w:br/>
-        <w:t xml:space="preserve">  I really didn't know if the aquavit had worked. But isn't that what the best cures have in common?</w:t>
-        <w:br/>
-        <w:br/>
-        <w:br/>
-        <w:t>http://www.nytimes.com</w:t>
-        <w:br/>
-        <w:br/>
-        <w:t>Graphic</w:t>
-        <w:br/>
-        <w:br/>
-        <w:t xml:space="preserve"> </w:t>
-        <w:br/>
-        <w:t>Photo: TRADITION -- Aquavit glasses are often put in the freezer overnight and have stems so the hands won't warm the liquid. (Photo by Tony Cenicola/The New York Times)</w:t>
+        <w:t>Tapping, chattering, sputtering, the percussion fired up the songs from within while the serene melodies rolled along. When Mr. Dairo switched to a one-row button accordion, the rhythm became even more prominent, with huffing accordion chords. In one song, Mr. Dairo switched from accordion to the large dun-dun drum, and the melody instruments dropped out to emphasize the music's percussive heart. Whether the songs were calm quasi-waltzes or galloping up-tempo tunes, with devotional or light-hearted lyrics, they kept the dance floor busy.</w:t>
       </w:r>
     </w:p>
     <w:sectPr>

--- a/example_articles/countries/Niger/1.countries_Niger_New_York_Times.docx
+++ b/example_articles/countries/Niger/1.countries_Niger_New_York_Times.docx
@@ -7,9 +7,7 @@
         <w:pStyle w:val="Heading1"/>
       </w:pPr>
       <w:r>
-        <w:t>Review/Pop;</w:t>
-        <w:br/>
-        <w:t>Old Master of Juju Stays True to Its Roots</w:t>
+        <w:t>A 'Lucky Child' Writes His Way From Nigeria to the Global Stage</w:t>
       </w:r>
     </w:p>
     <w:p>
@@ -19,17 +17,17 @@
     </w:p>
     <w:p>
       <w:r>
-        <w:t>Date: 1991-09-14</w:t>
+        <w:t>Date: 2023-06-05</w:t>
       </w:r>
     </w:p>
     <w:p>
       <w:r>
-        <w:t>Section: Section 1;; Section 1; Page 12; Column 3; Cultural Desk; Column 3;; Review</w:t>
+        <w:t>Section: BOOKS</w:t>
       </w:r>
     </w:p>
     <w:p>
       <w:r>
-        <w:t>Source file: NYT/30.DOCX</w:t>
+        <w:t>Source file: NYT/4.DOCX</w:t>
       </w:r>
     </w:p>
     <w:p>
@@ -51,13 +49,51 @@
     </w:p>
     <w:p>
       <w:r>
-        <w:t>When I. K. Dairo started playing juju music in Nigeria in the late 1950's, the music belonged to the urban, Yoruba-speaking working class. By the end of the 1960's, Mr. Dairo had been made a Member of the British Empire by Queen Elizabeth, and he and his band, the Blue Spots, had made juju music popular across Nigeria. By recording in other languages as well as Yoruba, by introducing the accordion to music that had previously been made with guitars, percussion and voices, and simply by making music with irresistible melodies and an infectious spirit, Mr. Dairo modernized juju while staying true to its traditional roots.</w:t>
+        <w:t>With a first novel that chronicles a love affair between two young men, 23-year-old Ani Kayode Somtochukwu asserts a commitment to "queer resistance."</w:t>
         <w:br/>
-        <w:t>Younger juju band leaders like King Sunny Ade and Ebenzer Obey toured the United States frequently in the 1980's. But Mr. Dairo's appearance on Tuesday at S.O.B.'s offered a rare chance to hear juju from an older generation. He led a nine-piece band, half the size of the next generation's troupes.</w:t>
+        <w:t>Ani Kayode Somtochukwu wrote his first novel without the benefit of the internet or even a computer. He scratched it out by hand on large white notepads, then transferred it, tap by tap, onto his cellphone.</w:t>
         <w:br/>
-        <w:t>Since his groundbreaking recordings, which were recently rereleased as "Juju Master" (Original Music), Mr. Dairo's band has added instruments like rhythm guitar and electric bass, and a new album, "I Remember" (Music of the World), even uses a synthesizer, although the live band did not. But his music still folds relaxed melodies, slightly reminiscent of American country music, around a core of percussion. Mr. Dairo picks out easygoing, arpeggiated lines on his guitar, in a call-and-response with his own amiable singing and the harmonies of two backup singers; bouncing electric-bass lines add one layer of cross-rhythm, but the momentum comes from a talking drum (which is probably commenting on the lyrics), a set of congas, a gourd rattle and a rectangular hand drum.</w:t>
+        <w:t>Then he sold it to a major publisher.</w:t>
         <w:br/>
-        <w:t>Tapping, chattering, sputtering, the percussion fired up the songs from within while the serene melodies rolled along. When Mr. Dairo switched to a one-row button accordion, the rhythm became even more prominent, with huffing accordion chords. In one song, Mr. Dairo switched from accordion to the large dun-dun drum, and the melody instruments dropped out to emphasize the music's percussive heart. Whether the songs were calm quasi-waltzes or galloping up-tempo tunes, with devotional or light-hearted lyrics, they kept the dance floor busy.</w:t>
+        <w:t>That novel, "And Then He Sang a Lullaby," a love story about two young men in Nigeria, will be published June 6 by a new imprint at Grove Atlantic, launched by the writer and social commentator Roxane Gay. Gay has said she plans to elevate writers from outside the usual publishing pipelines, and Ani (in Nigeria, the family name often comes first) is the imprint's first author: a queer Nigerian man from a working-class background, whose manuscript, submitted without an agent, came from the slush pile.</w:t>
+        <w:br/>
+        <w:t>Ani is also 23, quick to smile, quick to laugh, and he apologizes for making the rest of us feel bad about ourselves.</w:t>
+        <w:br/>
+        <w:t>"He is both wise beyond his years and also charmingly 23," Gay said. "You can tell that even though he is living in Nigeria, where it is challenging to be gay, he is living a vibrant life."</w:t>
+        <w:br/>
+        <w:t>Ani grew up in Enugu, the second of five children born to a schoolteacher and a storekeeper who sold stationery and gift cards at a market stall. He has always been a writer, scribbling stories and poems that he shared with his siblings and friends, but he never considered it a possible career, instead studying applied biology and biotechnology in school. Today, he lives in Lagos, where he moved for a job at the Nigerian Institute of Medical Research.</w:t>
+        <w:br/>
+        <w:t>"There are certain class backgrounds you grow up in where, when you think of your career, you have to stick with what's very practical," he said. "Being a musician, for instance, or being a dancer, being a writer — those are things you are allowed to enjoy, but you don't really think of them as a career."</w:t>
+        <w:br/>
+        <w:t>As it's turned out, however, "writing has taken me out of poverty," he said. Today it's his full-time job.</w:t>
+        <w:br/>
+        <w:t>"And Then He Sang a Lullaby" centers on two very different young men who meet and fall in love in college. August is wealthy, athletic and passes for straight, while Segun is flamboyant, political, working-class and frequently targeted — same-sex relationships are illegal in Nigeria. The novel explores how people respond differently to homophobia, and how love is possible even under such difficult circumstances.</w:t>
+        <w:br/>
+        <w:t>"It is a novel about queer love and about queer pain," Ani said. "But maybe most importantly, it's about queer resistance."</w:t>
+        <w:br/>
+        <w:t>Ani considers himself an activist first, and says his writing is in service of that work. He describes organizing campaigns in support of L.G.B.T.Q. rights and helping to raise money to buy the freedom of friends and strangers who have been kidnapped and held for ransom because they are gay or trans.</w:t>
+        <w:br/>
+        <w:t>He has also been targeted: assaulted twice, he said, detained by the police and threatened many times. After a protest in Nigeria's capital against legislation that would have sent people to jail for wearing clothing that didn't traditionally align with the gender assigned to them at birth, Ani said he had to leave the city suddenly when commenters on social media said he and others involved should be killed.</w:t>
+        <w:br/>
+        <w:t>"He came out so early in a very dangerous country, and I must say, it's really a miracle that he got to this point," said one of his sisters, Ani Uzoamaka Chinedu. "Kayode is one lucky child."</w:t>
+        <w:br/>
+        <w:t>While studying biology in college, he also joined a writers' club. Later he learned on its group chat that Gay's imprint was accepting submissions, and sent in a few chapters.</w:t>
+        <w:br/>
+        <w:t>Gay said she was drawn not only by the book's message but by the strength of Ani's voice. By the time he reached out to Emma Shercliff, the woman who would become his agent, Ani already had an offer.</w:t>
+        <w:br/>
+        <w:t>Most traditional publishing houses require that submissions come from agents, rather than directly from authors to editors, and it's rare for a book deal to get done any other way. It is a practical consideration, because submissions from agents have already been vetted. But getting an agent is itself a steep hill to climb, so this setup means that many authors, even if their work is excellent, may not be able to get a manuscript in front of an editor.</w:t>
+        <w:br/>
+        <w:t>When Gay first opened her imprint, with an announcement that she would accept unagented submissions, she was receiving 200 or 300 of those manuscripts each month.</w:t>
+        <w:br/>
+        <w:t>"Does it require a lot of effort? Yes it does, and I've had to hire people to help me get through the queue," she said. "But I'm happy to do it if it means providing that opportunity."</w:t>
+        <w:br/>
+        <w:t>The advance from selling the book allowed Ani to move into an apartment by himself for the first time, with a quiet place to write. His sister said he also gave some money to his father to support the family. Ani kept the African rights so the book could be published in Nigeria by a local publisher, making it less expensive for readers.</w:t>
+        <w:br/>
+        <w:t>This month Ani will visit the United States for book-related events, his first trip outside of Africa. With his profile elevated, he said he doesn't fear becoming more of a target in Nigeria, maintaining that his visibility offers him some protection, which he plans to use to push harder on what he believes.</w:t>
+        <w:br/>
+        <w:t>"What I want people to know about me," he said, "is that I am an African queer liberation activist who believes that Africa is my home, that it is a home for queer people. I truly believe that."</w:t>
+        <w:br/>
+        <w:t>PHOTO (PHOTOGRAPH BY STEPHEN TAYO FOR THE NEW YORK TIMES) This article appeared in print on page C3.</w:t>
       </w:r>
     </w:p>
     <w:sectPr>
